--- a/discharged_secrets_ijcip/output/Title_Page_CompSec.docx
+++ b/discharged_secrets_ijcip/output/Title_Page_CompSec.docx
@@ -112,7 +112,7 @@
         <w:t xml:space="preserve">Word count (title, abstract, body): </w:t>
       </w:r>
       <w:r>
-        <w:t>2278</w:t>
+        <w:t>2302</w:t>
       </w:r>
     </w:p>
     <w:p>

--- a/discharged_secrets_ijcip/output/Title_Page_CompSec.docx
+++ b/discharged_secrets_ijcip/output/Title_Page_CompSec.docx
@@ -112,7 +112,7 @@
         <w:t xml:space="preserve">Word count (title, abstract, body): </w:t>
       </w:r>
       <w:r>
-        <w:t>2302</w:t>
+        <w:t>2331</w:t>
       </w:r>
     </w:p>
     <w:p>
@@ -145,7 +145,7 @@
         <w:t xml:space="preserve">References: </w:t>
       </w:r>
       <w:r>
-        <w:t>29</w:t>
+        <w:t>30</w:t>
       </w:r>
     </w:p>
     <w:p>
